--- a/Docs/SecurityDocs/SD10-HYPOTHECATION (VEHICLES) AGREEMENT.docx
+++ b/Docs/SecurityDocs/SD10-HYPOTHECATION (VEHICLES) AGREEMENT.docx
@@ -1,6 +1,6 @@
 
 <file path=word/document.xml><?xml version="1.0" encoding="utf-8"?>
-<w:document xmlns:wpc="http://schemas.microsoft.com/office/word/2010/wordprocessingCanvas" xmlns:cx="http://schemas.microsoft.com/office/drawing/2014/chartex" xmlns:cx1="http://schemas.microsoft.com/office/drawing/2015/9/8/chartex" xmlns:cx2="http://schemas.microsoft.com/office/drawing/2015/10/21/chartex" xmlns:cx3="http://schemas.microsoft.com/office/drawing/2016/5/9/chartex" xmlns:cx4="http://schemas.microsoft.com/office/drawing/2016/5/10/chartex" xmlns:cx5="http://schemas.microsoft.com/office/drawing/2016/5/11/chartex" xmlns:cx6="http://schemas.microsoft.com/office/drawing/2016/5/12/chartex" xmlns:cx7="http://schemas.microsoft.com/office/drawing/2016/5/13/chartex" xmlns:cx8="http://schemas.microsoft.com/office/drawing/2016/5/14/chartex" xmlns:mc="http://schemas.openxmlformats.org/markup-compatibility/2006" xmlns:aink="http://schemas.microsoft.com/office/drawing/2016/ink" xmlns:am3d="http://schemas.microsoft.com/office/drawing/2017/model3d" xmlns:o="urn:schemas-microsoft-com:office:office" xmlns:oel="http://schemas.microsoft.com/office/2019/extlst" xmlns:r="http://schemas.openxmlformats.org/officeDocument/2006/relationships" xmlns:m="http://schemas.openxmlformats.org/officeDocument/2006/math" xmlns:v="urn:schemas-microsoft-com:vml" xmlns:wp14="http://schemas.microsoft.com/office/word/2010/wordprocessingDrawing" xmlns:wp="http://schemas.openxmlformats.org/drawingml/2006/wordprocessingDrawing" xmlns:w10="urn:schemas-microsoft-com:office:word" xmlns:w="http://schemas.openxmlformats.org/wordprocessingml/2006/main" xmlns:w14="http://schemas.microsoft.com/office/word/2010/wordml" xmlns:w15="http://schemas.microsoft.com/office/word/2012/wordml" xmlns:w16cei="http://schemas.microsoft.com/office/word/2026/wordml/cei" xmlns:w16cex="http://schemas.microsoft.com/office/word/2018/wordml/cex" xmlns:w16cid="http://schemas.microsoft.com/office/word/2016/wordml/cid" xmlns:w16="http://schemas.microsoft.com/office/word/2018/wordml" xmlns:w16du="http://schemas.microsoft.com/office/word/2023/wordml/word16du" xmlns:w16sdtdh="http://schemas.microsoft.com/office/word/2020/wordml/sdtdatahash" xmlns:w16sdtfl="http://schemas.microsoft.com/office/word/2024/wordml/sdtformatlock" xmlns:w16se="http://schemas.microsoft.com/office/word/2015/wordml/symex" xmlns:wpg="http://schemas.microsoft.com/office/word/2010/wordprocessingGroup" xmlns:wpi="http://schemas.microsoft.com/office/word/2010/wordprocessingInk" xmlns:wne="http://schemas.microsoft.com/office/word/2006/wordml" xmlns:wps="http://schemas.microsoft.com/office/word/2010/wordprocessingShape" mc:Ignorable="w14 w15 w16se w16cid w16 w16cex w16sdtdh w16sdtfl w16du wp14">
+<w:document xmlns:wpc="http://schemas.microsoft.com/office/word/2010/wordprocessingCanvas" xmlns:cx="http://schemas.microsoft.com/office/drawing/2014/chartex" xmlns:cx1="http://schemas.microsoft.com/office/drawing/2015/9/8/chartex" xmlns:cx2="http://schemas.microsoft.com/office/drawing/2015/10/21/chartex" xmlns:cx3="http://schemas.microsoft.com/office/drawing/2016/5/9/chartex" xmlns:cx4="http://schemas.microsoft.com/office/drawing/2016/5/10/chartex" xmlns:cx5="http://schemas.microsoft.com/office/drawing/2016/5/11/chartex" xmlns:cx6="http://schemas.microsoft.com/office/drawing/2016/5/12/chartex" xmlns:cx7="http://schemas.microsoft.com/office/drawing/2016/5/13/chartex" xmlns:cx8="http://schemas.microsoft.com/office/drawing/2016/5/14/chartex" xmlns:mc="http://schemas.openxmlformats.org/markup-compatibility/2006" xmlns:aink="http://schemas.microsoft.com/office/drawing/2016/ink" xmlns:am3d="http://schemas.microsoft.com/office/drawing/2017/model3d" xmlns:o="urn:schemas-microsoft-com:office:office" xmlns:oel="http://schemas.microsoft.com/office/2019/extlst" xmlns:r="http://schemas.openxmlformats.org/officeDocument/2006/relationships" xmlns:m="http://schemas.openxmlformats.org/officeDocument/2006/math" xmlns:v="urn:schemas-microsoft-com:vml" xmlns:wp14="http://schemas.microsoft.com/office/word/2010/wordprocessingDrawing" xmlns:wp="http://schemas.openxmlformats.org/drawingml/2006/wordprocessingDrawing" xmlns:w10="urn:schemas-microsoft-com:office:word" xmlns:w="http://schemas.openxmlformats.org/wordprocessingml/2006/main" xmlns:w14="http://schemas.microsoft.com/office/word/2010/wordml" xmlns:w15="http://schemas.microsoft.com/office/word/2012/wordml" xmlns:w16cex="http://schemas.microsoft.com/office/word/2018/wordml/cex" xmlns:w16cid="http://schemas.microsoft.com/office/word/2016/wordml/cid" xmlns:w16="http://schemas.microsoft.com/office/word/2018/wordml" xmlns:w16du="http://schemas.microsoft.com/office/word/2023/wordml/word16du" xmlns:w16sdtdh="http://schemas.microsoft.com/office/word/2020/wordml/sdtdatahash" xmlns:w16sdtfl="http://schemas.microsoft.com/office/word/2024/wordml/sdtformatlock" xmlns:w16se="http://schemas.microsoft.com/office/word/2015/wordml/symex" xmlns:wpg="http://schemas.microsoft.com/office/word/2010/wordprocessingGroup" xmlns:wpi="http://schemas.microsoft.com/office/word/2010/wordprocessingInk" xmlns:wne="http://schemas.microsoft.com/office/word/2006/wordml" xmlns:wps="http://schemas.microsoft.com/office/word/2010/wordprocessingShape" mc:Ignorable="w14 w15 w16se w16cid w16 w16cex w16sdtdh w16sdtfl w16du wp14">
   <w:body>
     <w:p>
       <w:pPr>
@@ -76,7 +76,37 @@
         <w:jc w:val="both"/>
       </w:pPr>
       <w:r>
-        <w:t xml:space="preserve">In consideration of Union Bank of India (hereinafter called 'the Bank') at the request of Mr./Mrs. {{BORROWER_NAME}} Residing at {{BORROWER_ADDRESS}} (hereinafter termed the 'Borrower' more fully described in Schedule I hereunder, which expression shall be deemed to include his/her respective heirs, executors, administrators and successors and the expression covers both masculine &amp; feminine gender, singular &amp; plural depending on the context) having advanced / agreed to advance a loan as hereinafter provided to enable the Borrower to purchase vehicle {{VEHICLE_NAME_MAKE}} (name &amp; make of the vehicle) (hereinafter called 'the vehicle') more particularly described in the Schedule II hereunder upon and subject to the terms and conditions hereinafter contained:- </w:t>
+        <w:t xml:space="preserve">In consideration of Union Bank of India (hereinafter called 'the Bank') at the request of Mr./Mrs. </w:t>
+      </w:r>
+      <w:r>
+        <w:rPr>
+          <w:b/>
+          <w:bCs/>
+        </w:rPr>
+        <w:t>{{BORROWER_NAME}}</w:t>
+      </w:r>
+      <w:r>
+        <w:t xml:space="preserve"> Residing at </w:t>
+      </w:r>
+      <w:r>
+        <w:rPr>
+          <w:b/>
+          <w:bCs/>
+        </w:rPr>
+        <w:t>{{BORROWER_ADDRESS}}</w:t>
+      </w:r>
+      <w:r>
+        <w:t xml:space="preserve"> (hereinafter termed the 'Borrower' more fully described in Schedule I hereunder, which expression shall be deemed to include his/her respective heirs, executors, administrators and successors and the expression covers both masculine &amp; feminine gender, singular &amp; plural depending on the context) having advanced / agreed to advance a loan as hereinafter provided to enable the Borrower to purchase vehicle </w:t>
+      </w:r>
+      <w:r>
+        <w:rPr>
+          <w:b/>
+          <w:bCs/>
+        </w:rPr>
+        <w:t>{{VEHICLE_NAME_MAKE}}</w:t>
+      </w:r>
+      <w:r>
+        <w:t xml:space="preserve"> (name &amp; make of the vehicle) (hereinafter called 'the vehicle') more particularly described in the Schedule II hereunder upon and subject to the terms and conditions hereinafter contained:- </w:t>
       </w:r>
     </w:p>
     <w:p>
@@ -96,23 +126,57 @@
         <w:jc w:val="both"/>
       </w:pPr>
       <w:r>
-        <w:t>That the Bank will advance to the Borrower a loan of Rs. {{LOAN_AMOUNT_FIGURE}} (Rupees {{LOAN_AMOUNT_WORDS}</w:t>
-      </w:r>
-      <w:proofErr w:type="gramStart"/>
-      <w:r>
-        <w:t>} )</w:t>
-      </w:r>
-      <w:proofErr w:type="gramEnd"/>
-      <w:r>
-        <w:t xml:space="preserve"> being {{FINANCE_PERCENTAGE</w:t>
-      </w:r>
-      <w:proofErr w:type="gramStart"/>
-      <w:r>
-        <w:t>}}%</w:t>
-      </w:r>
-      <w:proofErr w:type="gramEnd"/>
-      <w:r>
-        <w:t xml:space="preserve"> of the price of the vehicle more particularly described in the schedule II hereunder written upon the terms &amp; conditions conveyed to the Borrower by the Bank vide Sanction Letter No {{SANCTION_LETTER_NO}} dated {{SANCTION_DATE}} and those terms &amp; conditions shall be treated as part and parcel of this Agreement. </w:t>
+        <w:t xml:space="preserve">That the Bank will advance to the Borrower a loan of Rs. </w:t>
+      </w:r>
+      <w:r>
+        <w:rPr>
+          <w:b/>
+          <w:bCs/>
+        </w:rPr>
+        <w:t>{{LOAN_AMOUNT_FIGURE}}</w:t>
+      </w:r>
+      <w:r>
+        <w:t xml:space="preserve"> (Rupees </w:t>
+      </w:r>
+      <w:r>
+        <w:rPr>
+          <w:b/>
+          <w:bCs/>
+        </w:rPr>
+        <w:t>{{LOAN_AMOUNT_WORDS}}</w:t>
+      </w:r>
+      <w:r>
+        <w:t xml:space="preserve"> ) being </w:t>
+      </w:r>
+      <w:r>
+        <w:rPr>
+          <w:b/>
+          <w:bCs/>
+        </w:rPr>
+        <w:t>{{FINANCE_PERCENTAGE}}</w:t>
+      </w:r>
+      <w:r>
+        <w:t xml:space="preserve">% of the price of the vehicle more particularly described in the schedule II hereunder written upon the terms &amp; conditions conveyed to the Borrower by the Bank vide Sanction Letter No </w:t>
+      </w:r>
+      <w:r>
+        <w:rPr>
+          <w:b/>
+          <w:bCs/>
+        </w:rPr>
+        <w:t>{{SANCTION_LETTER_NO}}</w:t>
+      </w:r>
+      <w:r>
+        <w:t xml:space="preserve"> dated </w:t>
+      </w:r>
+      <w:r>
+        <w:rPr>
+          <w:b/>
+          <w:bCs/>
+        </w:rPr>
+        <w:t>{{SANCTION_DATE}}</w:t>
+      </w:r>
+      <w:r>
+        <w:t xml:space="preserve"> and those terms &amp; conditions shall be treated as part and parcel of this Agreement. </w:t>
       </w:r>
     </w:p>
     <w:p>
@@ -148,7 +212,17 @@
         <w:jc w:val="both"/>
       </w:pPr>
       <w:r>
-        <w:t xml:space="preserve">That the loan advanced to the Borrower under this Agreement shall be repayable in {{REPAYMENT_INSTALMENTS_COUNT}} equal monthly instalments and shall in the meantime carry interest as specified in Clause 6 hereinbelow. Interest shall be payable by the Borrower at the end of every calendar month and if not so paid shall be debited into the account and shall be capitalised and shall carry interest as aforesaid, but so that nothing herein contained shall be deemed to authorise the Borrower to commit default in the monthly payment of instalment or interest. </w:t>
+        <w:t xml:space="preserve">That the loan advanced to the Borrower under this Agreement shall be repayable in </w:t>
+      </w:r>
+      <w:r>
+        <w:rPr>
+          <w:b/>
+          <w:bCs/>
+        </w:rPr>
+        <w:t>{{REPAYMENT_INSTALMENTS_COUNT}}</w:t>
+      </w:r>
+      <w:r>
+        <w:t xml:space="preserve"> equal monthly instalments and shall in the meantime carry interest as specified in Clause 6 hereinbelow. Interest shall be payable by the Borrower at the end of every calendar month and if not so paid shall be debited into the account and shall be capitalised and shall carry interest as aforesaid, but so that nothing herein contained shall be deemed to authorise the Borrower to commit default in the monthly payment of instalment or interest. </w:t>
       </w:r>
     </w:p>
     <w:p>
@@ -161,15 +235,27 @@
       </w:pPr>
       <w:r>
         <w:lastRenderedPageBreak/>
-        <w:t>The Borrower shall be debited processing charges of Rs. {{PROCESSING_CHARGES_FIGURE}} (Rupees {{PROCESSING_CHARGES_WORDS}</w:t>
-      </w:r>
-      <w:proofErr w:type="gramStart"/>
-      <w:r>
-        <w:t>} )</w:t>
-      </w:r>
-      <w:proofErr w:type="gramEnd"/>
-      <w:r>
-        <w:t xml:space="preserve"> and any other charges prescribed and notified by the Bank from time to time. </w:t>
+        <w:t xml:space="preserve">The Borrower shall be debited processing charges of Rs. </w:t>
+      </w:r>
+      <w:r>
+        <w:rPr>
+          <w:b/>
+          <w:bCs/>
+        </w:rPr>
+        <w:t>{{PROCESSING_CHARGES_FIGURE}}</w:t>
+      </w:r>
+      <w:r>
+        <w:t xml:space="preserve"> (Rupees </w:t>
+      </w:r>
+      <w:r>
+        <w:rPr>
+          <w:b/>
+          <w:bCs/>
+        </w:rPr>
+        <w:t>{{PROCESSING_CHARGES_WORDS}}</w:t>
+      </w:r>
+      <w:r>
+        <w:t xml:space="preserve"> ) and any other charges prescribed and notified by the Bank from time to time. </w:t>
       </w:r>
     </w:p>
     <w:p>
@@ -190,7 +276,71 @@
       </w:r>
       <w:proofErr w:type="spellEnd"/>
       <w:r>
-        <w:t xml:space="preserve">) {{INTEREST_RATE}} percentage per annum with {{INTEREST_RESTS}} rests </w:t>
+        <w:t xml:space="preserve">) </w:t>
+      </w:r>
+      <w:r>
+        <w:rPr>
+          <w:b/>
+          <w:bCs/>
+        </w:rPr>
+        <w:t>{{</w:t>
+      </w:r>
+      <w:r>
+        <w:rPr>
+          <w:b/>
+          <w:bCs/>
+        </w:rPr>
+        <w:t>FIXED_</w:t>
+      </w:r>
+      <w:r>
+        <w:rPr>
+          <w:b/>
+          <w:bCs/>
+        </w:rPr>
+        <w:t>INTEREST_RATE}}</w:t>
+      </w:r>
+      <w:r>
+        <w:t xml:space="preserve"> percentage per annum with </w:t>
+      </w:r>
+      <w:r>
+        <w:rPr>
+          <w:b/>
+          <w:bCs/>
+        </w:rPr>
+        <w:t>{{</w:t>
+      </w:r>
+      <w:r>
+        <w:rPr>
+          <w:b/>
+          <w:bCs/>
+        </w:rPr>
+        <w:t>FIXED_</w:t>
+      </w:r>
+      <w:r>
+        <w:rPr>
+          <w:b/>
+          <w:bCs/>
+        </w:rPr>
+        <w:t>INTEREST_RESTS}}</w:t>
+      </w:r>
+      <w:r>
+        <w:t xml:space="preserve"> rests </w:t>
+      </w:r>
+    </w:p>
+    <w:p>
+      <w:pPr>
+        <w:jc w:val="center"/>
+        <w:rPr>
+          <w:b/>
+          <w:bCs/>
+        </w:rPr>
+      </w:pPr>
+      <w:r>
+        <w:rPr>
+          <w:b/>
+          <w:bCs/>
+        </w:rPr>
+        <w:t>or</w:t>
       </w:r>
     </w:p>
     <w:p>
@@ -198,6 +348,72 @@
         <w:jc w:val="both"/>
       </w:pPr>
       <w:r>
+        <w:t xml:space="preserve">ii) </w:t>
+      </w:r>
+      <w:r>
+        <w:rPr>
+          <w:b/>
+          <w:bCs/>
+        </w:rPr>
+        <w:t>{{MCLR</w:t>
+      </w:r>
+      <w:r>
+        <w:rPr>
+          <w:b/>
+          <w:bCs/>
+        </w:rPr>
+        <w:t>_APPLICABLE</w:t>
+      </w:r>
+      <w:r>
+        <w:rPr>
+          <w:b/>
+          <w:bCs/>
+        </w:rPr>
+        <w:t>_RATE}}</w:t>
+      </w:r>
+      <w:r>
+        <w:t xml:space="preserve"> % per annum being the applicable Bank's lending rate/ 1 yr/2Yr/3Yr/6M/3M/1M/Overnight </w:t>
+      </w:r>
+      <w:r>
+        <w:t xml:space="preserve">- </w:t>
+      </w:r>
+      <w:r>
+        <w:t xml:space="preserve">MCLR rate which is </w:t>
+      </w:r>
+      <w:r>
+        <w:rPr>
+          <w:b/>
+          <w:bCs/>
+        </w:rPr>
+        <w:t>{{MCLR_CURRENT_RATE}}</w:t>
+      </w:r>
+      <w:r>
+        <w:t xml:space="preserve"> % per annum at present plus spread of </w:t>
+      </w:r>
+      <w:r>
+        <w:rPr>
+          <w:b/>
+          <w:bCs/>
+        </w:rPr>
+        <w:t xml:space="preserve">{{MCLR_SPREAD_RATE}} </w:t>
+      </w:r>
+      <w:r>
+        <w:t xml:space="preserve">% per monthly/quarterly/Half Yearly / Annual rests </w:t>
+      </w:r>
+    </w:p>
+    <w:p>
+      <w:pPr>
+        <w:jc w:val="center"/>
+        <w:rPr>
+          <w:b/>
+          <w:bCs/>
+        </w:rPr>
+      </w:pPr>
+      <w:r>
+        <w:rPr>
+          <w:b/>
+          <w:bCs/>
+        </w:rPr>
         <w:t>or</w:t>
       </w:r>
     </w:p>
@@ -206,32 +422,79 @@
         <w:jc w:val="both"/>
       </w:pPr>
       <w:r>
-        <w:t xml:space="preserve">ii) {{MCLR_RATE}} % per annum being the applicable Bank's lending rate / 1 yr/2Yr/3Yr/6M/3M/1M/Overnight MCLR rate which is {{MCLR_CURRENT_RATE}} % per annum at present plus spread of {{MCLR_SPREAD_RATE}} % per monthly/quarterly/half Yearly / Annual rests </w:t>
-      </w:r>
-    </w:p>
-    <w:p>
-      <w:pPr>
-        <w:jc w:val="both"/>
-      </w:pPr>
-      <w:r>
-        <w:t>or</w:t>
-      </w:r>
-    </w:p>
-    <w:p>
-      <w:pPr>
-        <w:jc w:val="both"/>
-      </w:pPr>
-      <w:r>
-        <w:t xml:space="preserve">iii) {{INTEREST_RATE}} % per annum being EBLR rate (comprising of RBI Repo Rate and Spread) which is {{EBLR_RATE}} % per annum at present plus Premium of {{EBLR_PREMIUM_RATE}} % at present compounded monthly/quarterly/half Yearly / annually </w:t>
-      </w:r>
-      <w:r>
-        <w:rPr>
-          <w:u w:val="single"/>
-        </w:rPr>
-        <w:t>("Spread" means the rate chargeable to the Borrower by the Bank to cover its costs and shall comprise of operating cost and capital charge. "Premium" means the rate chargeable to the Borrower by the Bank based on the yearly credit assessment/rating of the Borrower and shall comprises of credit risk premium and strategic premium</w:t>
-      </w:r>
-      <w:r>
-        <w:t xml:space="preserve">) </w:t>
+        <w:t xml:space="preserve">iii) </w:t>
+      </w:r>
+      <w:r>
+        <w:rPr>
+          <w:b/>
+          <w:bCs/>
+        </w:rPr>
+        <w:t>{{</w:t>
+      </w:r>
+      <w:r>
+        <w:rPr>
+          <w:b/>
+          <w:bCs/>
+        </w:rPr>
+        <w:t>EBLR_APPLICABLE</w:t>
+      </w:r>
+      <w:r>
+        <w:rPr>
+          <w:b/>
+          <w:bCs/>
+        </w:rPr>
+        <w:t>_RATE}}</w:t>
+      </w:r>
+      <w:r>
+        <w:t xml:space="preserve"> % per annum being EBLR rate (comprising of RBI Repo Rate and Spread) which is </w:t>
+      </w:r>
+      <w:r>
+        <w:rPr>
+          <w:b/>
+          <w:bCs/>
+        </w:rPr>
+        <w:t>{{EBLR</w:t>
+      </w:r>
+      <w:r>
+        <w:rPr>
+          <w:b/>
+          <w:bCs/>
+        </w:rPr>
+        <w:t>_CURRENT</w:t>
+      </w:r>
+      <w:r>
+        <w:rPr>
+          <w:b/>
+          <w:bCs/>
+        </w:rPr>
+        <w:t>_RATE}}</w:t>
+      </w:r>
+      <w:r>
+        <w:t xml:space="preserve"> % per annum at present plus Premium of </w:t>
+      </w:r>
+      <w:r>
+        <w:rPr>
+          <w:b/>
+          <w:bCs/>
+        </w:rPr>
+        <w:t>{{</w:t>
+      </w:r>
+      <w:r>
+        <w:rPr>
+          <w:b/>
+          <w:bCs/>
+        </w:rPr>
+        <w:t>EBLR_</w:t>
+      </w:r>
+      <w:r>
+        <w:rPr>
+          <w:b/>
+          <w:bCs/>
+        </w:rPr>
+        <w:t xml:space="preserve">PREMIUM_RATE}} </w:t>
+      </w:r>
+      <w:r>
+        <w:t xml:space="preserve">% at present compounded monthly/quarterly/half yearly/annually ("Spread" means the rate chargeable to the Borrower by the Bank to cover its costs and shall comprise of operating cost and capital charge. "Premium" means the rate chargeable to the Borrower by the Bank based on the yearly credit assessment/rating of the Borrower and shall comprises of credit risk premium and strategic premium) </w:t>
       </w:r>
     </w:p>
     <w:p>
@@ -258,10 +521,26 @@
     </w:p>
     <w:p>
       <w:pPr>
+        <w:jc w:val="center"/>
+        <w:rPr>
+          <w:b/>
+          <w:bCs/>
+        </w:rPr>
+      </w:pPr>
+      <w:r>
+        <w:rPr>
+          <w:b/>
+          <w:bCs/>
+        </w:rPr>
+        <w:t>or</w:t>
+      </w:r>
+    </w:p>
+    <w:p>
+      <w:pPr>
         <w:jc w:val="both"/>
       </w:pPr>
       <w:r>
-        <w:t>or</w:t>
+        <w:t xml:space="preserve">at such other rate/s as may be prescribed by the Bank from time to time depending upon the changes in the interest rate of the Bank or the directives of the Reserve Bank of India from time to time or the policy of the Bank on advances, such interest to be payable, whether actually debited to the account or not, and until so paid shall form part of the advance/s granted by the Bank to the Borrower. </w:t>
       </w:r>
     </w:p>
     <w:p>
@@ -269,7 +548,7 @@
         <w:jc w:val="both"/>
       </w:pPr>
       <w:r>
-        <w:t xml:space="preserve">at such other rate/s as may be prescribed by the Bank from time to time depending upon the changes in the interest rate of the Bank or the directives of the Reserve Bank of India from time to time or the policy of the Bank on advances, such interest to be payable, whether actually debited to the account or not, and until so paid shall form part of the advance/s granted by the Bank to the Borrower. </w:t>
+        <w:t xml:space="preserve">6.2. In the event of any revision in the rate of interest, the Borrower shall be deemed to have notice of revision in the rate of interest whenever such revision in interest Rate is displayed/notified by the Bank in its website or on the notice board in the branch premises where the advance/s is/are availed by the borrower/s or published in the Newspaper/s or made known through entry of interest charged in the statement of account given to the Borrower. </w:t>
       </w:r>
     </w:p>
     <w:p>
@@ -277,19 +556,11 @@
         <w:jc w:val="both"/>
       </w:pPr>
       <w:r>
-        <w:t xml:space="preserve">6.2. In the event of any revision in the rate of interest, the Borrower shall be deemed to have notice of revision in the rate of interest whenever such revision in interest Rate is displayed/notified by the Bank in its website or on the notice board in the branch premises where the advance/s is/are availed by the borrower/s or published in the Newspaper/s or made known through entry of interest charged in the statement of account given to the Borrower. </w:t>
-      </w:r>
-    </w:p>
-    <w:p>
-      <w:pPr>
-        <w:jc w:val="both"/>
-      </w:pPr>
-      <w:r>
-        <w:t xml:space="preserve">6.3. Provided further that, without prejudice to the Bank's other rights and remedies, the Bank shall be entitled to charge, in its discretion penal charges as specified in the sanction letter for each default subject to maximum of 2% p.a. plus applicable taxes from </w:t>
+        <w:t xml:space="preserve">6.3. Provided further that, without prejudice to the Bank's other rights and remedies, the Bank shall be entitled to charge, in its discretion penal charges as specified in the </w:t>
       </w:r>
       <w:r>
         <w:lastRenderedPageBreak/>
-        <w:t xml:space="preserve">the date of such default till regularising or clearing the account/s in full as the case may be. </w:t>
+        <w:t xml:space="preserve">sanction letter for each default subject to maximum of 2% p.a. plus applicable taxes from the date of such default till regularising or clearing the account/s in full as the case may be. </w:t>
       </w:r>
     </w:p>
     <w:p>
@@ -413,11 +684,11 @@
         <w:jc w:val="both"/>
       </w:pPr>
       <w:r>
-        <w:t xml:space="preserve">The Borrower agrees to insure and keep the vehicle insured against all risks (including third party risk) by taking out a comprehensive policy with Insurance Company approved by the Bank and to assign the policy in favour of the Bank and to punctually pay the premium on such policy. In default the Bank may (without </w:t>
+        <w:t xml:space="preserve">The Borrower agrees to insure and keep the vehicle insured against all risks (including third party risk) by taking out a comprehensive policy with Insurance Company approved by the Bank and to assign the policy in favour of the Bank and </w:t>
       </w:r>
       <w:r>
         <w:lastRenderedPageBreak/>
-        <w:t xml:space="preserve">being bound to and at its absolute discretion) pay the amount of premium and debit the same into the account of the Borrower. </w:t>
+        <w:t xml:space="preserve">to punctually pay the premium on such policy. In default the Bank may (without being bound to and at its absolute discretion) pay the amount of premium and debit the same into the account of the Borrower. </w:t>
       </w:r>
     </w:p>
     <w:p>
@@ -449,15 +720,7 @@
         <w:jc w:val="both"/>
       </w:pPr>
       <w:r>
-        <w:t xml:space="preserve">The Borrower hereby agrees to indemnify and keep indemnified the Bank and / or their </w:t>
-      </w:r>
-      <w:proofErr w:type="gramStart"/>
-      <w:r>
-        <w:t>officers</w:t>
-      </w:r>
-      <w:proofErr w:type="gramEnd"/>
-      <w:r>
-        <w:t xml:space="preserve"> servants or agents against any claim for damage by reason of loss or destruction of the vehicle hypothecated to the Bank from any cause whatsoever or from and against all claims whatsoever by third parties in respect of the same. </w:t>
+        <w:t xml:space="preserve">The Borrower hereby agrees to indemnify and keep indemnified the Bank and / or their officers servants or agents against any claim for damage by reason of loss or destruction of the vehicle hypothecated to the Bank from any cause whatsoever or from and against all claims whatsoever by third parties in respect of the same. </w:t>
       </w:r>
     </w:p>
     <w:p>
@@ -469,11 +732,11 @@
         <w:jc w:val="both"/>
       </w:pPr>
       <w:r>
-        <w:t xml:space="preserve">In the event of the Borrower failing to pay the balance or any other moneys which may become due to the Bank under or by virtue of this Agreement or in the event of the Borrower failing to observe or perform any of the terms and conditions hereof or in the event of the Borrower becoming or being adjudicated an insolvent or if for any reason, the Bank thinks that the security is in jeopardy or if any circumstances shall occur which in the opinion of the Bank shall be prejudicial to or shall endanger or be likely to endanger the security hereunder, the Borrower undertakes to deliver to the Bank on demand made by the Bank or to take steps to arrange delivery of the vehicle to the Bank and transfer the registration thereof in the name of the Bank or its nominees without raising any question to enable the Bank to sell or otherwise dispose of the vehicle for the purpose of realisation of the security and the amount due to the Bank AND the Bank shall also be entitled at any time after the happening of such event or circumstance to seize, recover and take possession of the vehicle wherever it may be found and for that purpose to enter upon the premises where the vehicle is lying and the Borrower or his agents shall not obstruct the taking of possession of the vehicle by the Bank AND it shall also be lawful to the Bank forthwith or at any time thereafter and without any notice to the Borrower without prejudice to the other rights and remedies of the Bank to sell or otherwise dispose of or deal with the vehicle hypothecated without being liable for any loss caused thereby and to apply the net sale proceeds towards the liquidation of the balance due to the Bank under this Agreement and all costs, charges and expenses incurred or to be incurred by the Bank and the amount so ascertained and certified and signed by the Manager or other duly authorised officer for the time being of the Bank shall be binding on the Borrower and the Borrower agrees to accept as sufficient proof the correctness thereof </w:t>
+        <w:t xml:space="preserve">In the event of the Borrower failing to pay the balance or any other moneys which may become due to the Bank under or by virtue of this Agreement or in the event of the Borrower failing to observe or perform any of the terms and conditions hereof or in the event of the Borrower becoming or being adjudicated an insolvent or if for any reason, the Bank thinks that the security is in jeopardy or if any circumstances shall occur which in the opinion of the Bank shall be prejudicial to or shall endanger or be likely to endanger the security hereunder, the Borrower undertakes to deliver to the Bank on demand made by the Bank or to take steps to arrange delivery of the vehicle to the Bank and transfer the registration thereof in the name of the Bank or its nominees without raising any question to enable the Bank to sell or otherwise dispose of the vehicle for the purpose of realisation of the security and the amount due to the Bank AND the Bank shall also be entitled at any time after the happening of such event or circumstance to seize, recover and take possession of the vehicle wherever it may be found and for that purpose to enter upon the premises where the vehicle is lying and the Borrower or his agents shall not obstruct the taking of possession of the vehicle by the Bank AND it shall also be lawful to the Bank forthwith or at any time thereafter and without any notice to the Borrower without prejudice to the other rights and remedies of the Bank to sell or otherwise dispose of or deal with the vehicle hypothecated without being liable for any loss caused thereby and to apply the net sale proceeds towards the liquidation of the balance due to the Bank under this Agreement and all costs, charges and expenses incurred or to be incurred by the Bank and the amount so ascertained and certified and signed by the Manager or other duly authorised officer for the time being of the Bank shall be binding on the Borrower </w:t>
       </w:r>
       <w:r>
         <w:lastRenderedPageBreak/>
-        <w:t xml:space="preserve">without production of any other voucher or paper AND if the net sale proceeds shall be insufficient to pay the balance due to the Bank under this Agreement. The Bank shall be at liberty to apply or set-off any other money or moneys which may in the hands of the Bank be standing to the credit of or belonging to the Borrower in or towards the payment of such balance AND in the event of there being still a deficiency; the Borrower shall forthwith pay such deficiency. </w:t>
+        <w:t xml:space="preserve">and the Borrower agrees to accept as sufficient proof the correctness thereof without production of any other voucher or paper AND if the net sale proceeds shall be insufficient to pay the balance due to the Bank under this Agreement. The Bank shall be at liberty to apply or set-off any other money or moneys which may in the hands of the Bank be standing to the credit of or belonging to the Borrower in or towards the payment of such balance AND in the event of there being still a deficiency; the Borrower shall forthwith pay such deficiency. </w:t>
       </w:r>
     </w:p>
     <w:p>
@@ -533,11 +796,11 @@
         <w:jc w:val="both"/>
       </w:pPr>
       <w:r>
-        <w:t xml:space="preserve">The borrower hereby further agrees that in case the borrower commits default in the repayment of the loan or in the repayment of interest thereon on due date/s the Bank and/or Reserve Bank of India will have an unqualified right to disclose or publish the name of the borrower or its directors/partners/proprietor as defaulter </w:t>
+        <w:t xml:space="preserve">The borrower hereby further agrees that in case the borrower commits default in the repayment of the loan or in the repayment of interest thereon on due date/s the Bank and/or Reserve Bank of India will have an unqualified right to disclose or </w:t>
       </w:r>
       <w:r>
         <w:lastRenderedPageBreak/>
-        <w:t xml:space="preserve">in such manner and through such medium as the Bank Reserve Bank of India in their absolute discretion may think fit. </w:t>
+        <w:t xml:space="preserve">publish the name of the borrower or its directors/partners/proprietor as defaulter in such manner and through such medium as the Bank Reserve Bank of India in their absolute discretion may think fit. </w:t>
       </w:r>
     </w:p>
     <w:p>
@@ -651,6 +914,7 @@
         <w:jc w:val="both"/>
       </w:pPr>
       <w:r>
+        <w:lastRenderedPageBreak/>
         <w:t xml:space="preserve">Email: </w:t>
       </w:r>
       <w:proofErr w:type="spellStart"/>
@@ -675,7 +939,6 @@
         </w:rPr>
       </w:pPr>
       <w:r>
-        <w:lastRenderedPageBreak/>
         <w:t xml:space="preserve">Borrower hereby acknowledges the receipt of Key Facts Statement from the Bank in the format prescribed by Reserve Bank of India and same may be read as part and parcel of this Loan Agreement. </w:t>
       </w:r>
     </w:p>
@@ -1610,7 +1873,6 @@
           <w:bCs/>
           <w:u w:val="single"/>
         </w:rPr>
-        <w:lastRenderedPageBreak/>
         <w:t>SCHEDULE II (DESCRIPTION OF HYPOTHECARED VEHICLE/S)</w:t>
       </w:r>
     </w:p>
@@ -1640,7 +1902,40 @@
     <w:p/>
     <w:p>
       <w:r>
-        <w:t xml:space="preserve">IN WITNESS WHEREOF the Borrower has executed these presents at {{PLACE}} the {{DAY}} day of {{MONTH}} 20{{YEAR_YY}} </w:t>
+        <w:t xml:space="preserve">IN WITNESS WHEREOF the Borrower has executed these presents at </w:t>
+      </w:r>
+      <w:r>
+        <w:rPr>
+          <w:b/>
+          <w:bCs/>
+        </w:rPr>
+        <w:t>{{PLACE}}</w:t>
+      </w:r>
+      <w:r>
+        <w:t xml:space="preserve"> the </w:t>
+      </w:r>
+      <w:r>
+        <w:rPr>
+          <w:b/>
+          <w:bCs/>
+        </w:rPr>
+        <w:t>{{DAY}}</w:t>
+      </w:r>
+      <w:r>
+        <w:t xml:space="preserve"> day of </w:t>
+      </w:r>
+      <w:r>
+        <w:rPr>
+          <w:b/>
+          <w:bCs/>
+        </w:rPr>
+        <w:t>{{MONTH}} 20{{YEAR_YY}}</w:t>
+      </w:r>
+      <w:r>
+        <w:t xml:space="preserve"> </w:t>
+      </w:r>
+      <w:r>
+        <w:t>.</w:t>
       </w:r>
     </w:p>
     <w:p>
@@ -1702,7 +1997,7 @@
 </file>
 
 <file path=word/endnotes.xml><?xml version="1.0" encoding="utf-8"?>
-<w:endnotes xmlns:wpc="http://schemas.microsoft.com/office/word/2010/wordprocessingCanvas" xmlns:cx="http://schemas.microsoft.com/office/drawing/2014/chartex" xmlns:cx1="http://schemas.microsoft.com/office/drawing/2015/9/8/chartex" xmlns:cx2="http://schemas.microsoft.com/office/drawing/2015/10/21/chartex" xmlns:cx3="http://schemas.microsoft.com/office/drawing/2016/5/9/chartex" xmlns:cx4="http://schemas.microsoft.com/office/drawing/2016/5/10/chartex" xmlns:cx5="http://schemas.microsoft.com/office/drawing/2016/5/11/chartex" xmlns:cx6="http://schemas.microsoft.com/office/drawing/2016/5/12/chartex" xmlns:cx7="http://schemas.microsoft.com/office/drawing/2016/5/13/chartex" xmlns:cx8="http://schemas.microsoft.com/office/drawing/2016/5/14/chartex" xmlns:mc="http://schemas.openxmlformats.org/markup-compatibility/2006" xmlns:aink="http://schemas.microsoft.com/office/drawing/2016/ink" xmlns:am3d="http://schemas.microsoft.com/office/drawing/2017/model3d" xmlns:o="urn:schemas-microsoft-com:office:office" xmlns:oel="http://schemas.microsoft.com/office/2019/extlst" xmlns:r="http://schemas.openxmlformats.org/officeDocument/2006/relationships" xmlns:m="http://schemas.openxmlformats.org/officeDocument/2006/math" xmlns:v="urn:schemas-microsoft-com:vml" xmlns:wp14="http://schemas.microsoft.com/office/word/2010/wordprocessingDrawing" xmlns:wp="http://schemas.openxmlformats.org/drawingml/2006/wordprocessingDrawing" xmlns:w10="urn:schemas-microsoft-com:office:word" xmlns:w="http://schemas.openxmlformats.org/wordprocessingml/2006/main" xmlns:w14="http://schemas.microsoft.com/office/word/2010/wordml" xmlns:w15="http://schemas.microsoft.com/office/word/2012/wordml" xmlns:w16cei="http://schemas.microsoft.com/office/word/2026/wordml/cei" xmlns:w16cex="http://schemas.microsoft.com/office/word/2018/wordml/cex" xmlns:w16cid="http://schemas.microsoft.com/office/word/2016/wordml/cid" xmlns:w16="http://schemas.microsoft.com/office/word/2018/wordml" xmlns:w16du="http://schemas.microsoft.com/office/word/2023/wordml/word16du" xmlns:w16sdtdh="http://schemas.microsoft.com/office/word/2020/wordml/sdtdatahash" xmlns:w16sdtfl="http://schemas.microsoft.com/office/word/2024/wordml/sdtformatlock" xmlns:w16se="http://schemas.microsoft.com/office/word/2015/wordml/symex" xmlns:wpg="http://schemas.microsoft.com/office/word/2010/wordprocessingGroup" xmlns:wpi="http://schemas.microsoft.com/office/word/2010/wordprocessingInk" xmlns:wne="http://schemas.microsoft.com/office/word/2006/wordml" xmlns:wps="http://schemas.microsoft.com/office/word/2010/wordprocessingShape" mc:Ignorable="w14 w15 w16se w16cid w16 w16cex w16sdtdh w16sdtfl w16du wp14">
+<w:endnotes xmlns:wpc="http://schemas.microsoft.com/office/word/2010/wordprocessingCanvas" xmlns:cx="http://schemas.microsoft.com/office/drawing/2014/chartex" xmlns:cx1="http://schemas.microsoft.com/office/drawing/2015/9/8/chartex" xmlns:cx2="http://schemas.microsoft.com/office/drawing/2015/10/21/chartex" xmlns:cx3="http://schemas.microsoft.com/office/drawing/2016/5/9/chartex" xmlns:cx4="http://schemas.microsoft.com/office/drawing/2016/5/10/chartex" xmlns:cx5="http://schemas.microsoft.com/office/drawing/2016/5/11/chartex" xmlns:cx6="http://schemas.microsoft.com/office/drawing/2016/5/12/chartex" xmlns:cx7="http://schemas.microsoft.com/office/drawing/2016/5/13/chartex" xmlns:cx8="http://schemas.microsoft.com/office/drawing/2016/5/14/chartex" xmlns:mc="http://schemas.openxmlformats.org/markup-compatibility/2006" xmlns:aink="http://schemas.microsoft.com/office/drawing/2016/ink" xmlns:am3d="http://schemas.microsoft.com/office/drawing/2017/model3d" xmlns:o="urn:schemas-microsoft-com:office:office" xmlns:oel="http://schemas.microsoft.com/office/2019/extlst" xmlns:r="http://schemas.openxmlformats.org/officeDocument/2006/relationships" xmlns:m="http://schemas.openxmlformats.org/officeDocument/2006/math" xmlns:v="urn:schemas-microsoft-com:vml" xmlns:wp14="http://schemas.microsoft.com/office/word/2010/wordprocessingDrawing" xmlns:wp="http://schemas.openxmlformats.org/drawingml/2006/wordprocessingDrawing" xmlns:w10="urn:schemas-microsoft-com:office:word" xmlns:w="http://schemas.openxmlformats.org/wordprocessingml/2006/main" xmlns:w14="http://schemas.microsoft.com/office/word/2010/wordml" xmlns:w15="http://schemas.microsoft.com/office/word/2012/wordml" xmlns:w16cex="http://schemas.microsoft.com/office/word/2018/wordml/cex" xmlns:w16cid="http://schemas.microsoft.com/office/word/2016/wordml/cid" xmlns:w16="http://schemas.microsoft.com/office/word/2018/wordml" xmlns:w16du="http://schemas.microsoft.com/office/word/2023/wordml/word16du" xmlns:w16sdtdh="http://schemas.microsoft.com/office/word/2020/wordml/sdtdatahash" xmlns:w16sdtfl="http://schemas.microsoft.com/office/word/2024/wordml/sdtformatlock" xmlns:w16se="http://schemas.microsoft.com/office/word/2015/wordml/symex" xmlns:wpg="http://schemas.microsoft.com/office/word/2010/wordprocessingGroup" xmlns:wpi="http://schemas.microsoft.com/office/word/2010/wordprocessingInk" xmlns:wne="http://schemas.microsoft.com/office/word/2006/wordml" xmlns:wps="http://schemas.microsoft.com/office/word/2010/wordprocessingShape" mc:Ignorable="w14 w15 w16se w16cid w16 w16cex w16sdtdh w16sdtfl w16du wp14">
   <w:endnote w:type="separator" w:id="-1">
     <w:p>
       <w:pPr>
@@ -1727,7 +2022,7 @@
 </file>
 
 <file path=word/footer1.xml><?xml version="1.0" encoding="utf-8"?>
-<w:ftr xmlns:wpc="http://schemas.microsoft.com/office/word/2010/wordprocessingCanvas" xmlns:cx="http://schemas.microsoft.com/office/drawing/2014/chartex" xmlns:cx1="http://schemas.microsoft.com/office/drawing/2015/9/8/chartex" xmlns:cx2="http://schemas.microsoft.com/office/drawing/2015/10/21/chartex" xmlns:cx3="http://schemas.microsoft.com/office/drawing/2016/5/9/chartex" xmlns:cx4="http://schemas.microsoft.com/office/drawing/2016/5/10/chartex" xmlns:cx5="http://schemas.microsoft.com/office/drawing/2016/5/11/chartex" xmlns:cx6="http://schemas.microsoft.com/office/drawing/2016/5/12/chartex" xmlns:cx7="http://schemas.microsoft.com/office/drawing/2016/5/13/chartex" xmlns:cx8="http://schemas.microsoft.com/office/drawing/2016/5/14/chartex" xmlns:mc="http://schemas.openxmlformats.org/markup-compatibility/2006" xmlns:aink="http://schemas.microsoft.com/office/drawing/2016/ink" xmlns:am3d="http://schemas.microsoft.com/office/drawing/2017/model3d" xmlns:o="urn:schemas-microsoft-com:office:office" xmlns:oel="http://schemas.microsoft.com/office/2019/extlst" xmlns:r="http://schemas.openxmlformats.org/officeDocument/2006/relationships" xmlns:m="http://schemas.openxmlformats.org/officeDocument/2006/math" xmlns:v="urn:schemas-microsoft-com:vml" xmlns:wp14="http://schemas.microsoft.com/office/word/2010/wordprocessingDrawing" xmlns:wp="http://schemas.openxmlformats.org/drawingml/2006/wordprocessingDrawing" xmlns:w10="urn:schemas-microsoft-com:office:word" xmlns:w="http://schemas.openxmlformats.org/wordprocessingml/2006/main" xmlns:w14="http://schemas.microsoft.com/office/word/2010/wordml" xmlns:w15="http://schemas.microsoft.com/office/word/2012/wordml" xmlns:w16cei="http://schemas.microsoft.com/office/word/2026/wordml/cei" xmlns:w16cex="http://schemas.microsoft.com/office/word/2018/wordml/cex" xmlns:w16cid="http://schemas.microsoft.com/office/word/2016/wordml/cid" xmlns:w16="http://schemas.microsoft.com/office/word/2018/wordml" xmlns:w16du="http://schemas.microsoft.com/office/word/2023/wordml/word16du" xmlns:w16sdtdh="http://schemas.microsoft.com/office/word/2020/wordml/sdtdatahash" xmlns:w16sdtfl="http://schemas.microsoft.com/office/word/2024/wordml/sdtformatlock" xmlns:w16se="http://schemas.microsoft.com/office/word/2015/wordml/symex" xmlns:wpg="http://schemas.microsoft.com/office/word/2010/wordprocessingGroup" xmlns:wpi="http://schemas.microsoft.com/office/word/2010/wordprocessingInk" xmlns:wne="http://schemas.microsoft.com/office/word/2006/wordml" xmlns:wps="http://schemas.microsoft.com/office/word/2010/wordprocessingShape" mc:Ignorable="w14 w15 w16se w16cid w16 w16cex w16sdtdh w16sdtfl w16du wp14">
+<w:ftr xmlns:wpc="http://schemas.microsoft.com/office/word/2010/wordprocessingCanvas" xmlns:cx="http://schemas.microsoft.com/office/drawing/2014/chartex" xmlns:cx1="http://schemas.microsoft.com/office/drawing/2015/9/8/chartex" xmlns:cx2="http://schemas.microsoft.com/office/drawing/2015/10/21/chartex" xmlns:cx3="http://schemas.microsoft.com/office/drawing/2016/5/9/chartex" xmlns:cx4="http://schemas.microsoft.com/office/drawing/2016/5/10/chartex" xmlns:cx5="http://schemas.microsoft.com/office/drawing/2016/5/11/chartex" xmlns:cx6="http://schemas.microsoft.com/office/drawing/2016/5/12/chartex" xmlns:cx7="http://schemas.microsoft.com/office/drawing/2016/5/13/chartex" xmlns:cx8="http://schemas.microsoft.com/office/drawing/2016/5/14/chartex" xmlns:mc="http://schemas.openxmlformats.org/markup-compatibility/2006" xmlns:aink="http://schemas.microsoft.com/office/drawing/2016/ink" xmlns:am3d="http://schemas.microsoft.com/office/drawing/2017/model3d" xmlns:o="urn:schemas-microsoft-com:office:office" xmlns:oel="http://schemas.microsoft.com/office/2019/extlst" xmlns:r="http://schemas.openxmlformats.org/officeDocument/2006/relationships" xmlns:m="http://schemas.openxmlformats.org/officeDocument/2006/math" xmlns:v="urn:schemas-microsoft-com:vml" xmlns:wp14="http://schemas.microsoft.com/office/word/2010/wordprocessingDrawing" xmlns:wp="http://schemas.openxmlformats.org/drawingml/2006/wordprocessingDrawing" xmlns:w10="urn:schemas-microsoft-com:office:word" xmlns:w="http://schemas.openxmlformats.org/wordprocessingml/2006/main" xmlns:w14="http://schemas.microsoft.com/office/word/2010/wordml" xmlns:w15="http://schemas.microsoft.com/office/word/2012/wordml" xmlns:w16cex="http://schemas.microsoft.com/office/word/2018/wordml/cex" xmlns:w16cid="http://schemas.microsoft.com/office/word/2016/wordml/cid" xmlns:w16="http://schemas.microsoft.com/office/word/2018/wordml" xmlns:w16du="http://schemas.microsoft.com/office/word/2023/wordml/word16du" xmlns:w16sdtdh="http://schemas.microsoft.com/office/word/2020/wordml/sdtdatahash" xmlns:w16sdtfl="http://schemas.microsoft.com/office/word/2024/wordml/sdtformatlock" xmlns:w16se="http://schemas.microsoft.com/office/word/2015/wordml/symex" xmlns:wpg="http://schemas.microsoft.com/office/word/2010/wordprocessingGroup" xmlns:wpi="http://schemas.microsoft.com/office/word/2010/wordprocessingInk" xmlns:wne="http://schemas.microsoft.com/office/word/2006/wordml" xmlns:wps="http://schemas.microsoft.com/office/word/2010/wordprocessingShape" mc:Ignorable="w14 w15 w16se w16cid w16 w16cex w16sdtdh w16sdtfl w16du wp14">
   <w:sdt>
     <w:sdtPr>
       <w:id w:val="-314117847"/>
@@ -1794,7 +2089,7 @@
 </file>
 
 <file path=word/footnotes.xml><?xml version="1.0" encoding="utf-8"?>
-<w:footnotes xmlns:wpc="http://schemas.microsoft.com/office/word/2010/wordprocessingCanvas" xmlns:cx="http://schemas.microsoft.com/office/drawing/2014/chartex" xmlns:cx1="http://schemas.microsoft.com/office/drawing/2015/9/8/chartex" xmlns:cx2="http://schemas.microsoft.com/office/drawing/2015/10/21/chartex" xmlns:cx3="http://schemas.microsoft.com/office/drawing/2016/5/9/chartex" xmlns:cx4="http://schemas.microsoft.com/office/drawing/2016/5/10/chartex" xmlns:cx5="http://schemas.microsoft.com/office/drawing/2016/5/11/chartex" xmlns:cx6="http://schemas.microsoft.com/office/drawing/2016/5/12/chartex" xmlns:cx7="http://schemas.microsoft.com/office/drawing/2016/5/13/chartex" xmlns:cx8="http://schemas.microsoft.com/office/drawing/2016/5/14/chartex" xmlns:mc="http://schemas.openxmlformats.org/markup-compatibility/2006" xmlns:aink="http://schemas.microsoft.com/office/drawing/2016/ink" xmlns:am3d="http://schemas.microsoft.com/office/drawing/2017/model3d" xmlns:o="urn:schemas-microsoft-com:office:office" xmlns:oel="http://schemas.microsoft.com/office/2019/extlst" xmlns:r="http://schemas.openxmlformats.org/officeDocument/2006/relationships" xmlns:m="http://schemas.openxmlformats.org/officeDocument/2006/math" xmlns:v="urn:schemas-microsoft-com:vml" xmlns:wp14="http://schemas.microsoft.com/office/word/2010/wordprocessingDrawing" xmlns:wp="http://schemas.openxmlformats.org/drawingml/2006/wordprocessingDrawing" xmlns:w10="urn:schemas-microsoft-com:office:word" xmlns:w="http://schemas.openxmlformats.org/wordprocessingml/2006/main" xmlns:w14="http://schemas.microsoft.com/office/word/2010/wordml" xmlns:w15="http://schemas.microsoft.com/office/word/2012/wordml" xmlns:w16cei="http://schemas.microsoft.com/office/word/2026/wordml/cei" xmlns:w16cex="http://schemas.microsoft.com/office/word/2018/wordml/cex" xmlns:w16cid="http://schemas.microsoft.com/office/word/2016/wordml/cid" xmlns:w16="http://schemas.microsoft.com/office/word/2018/wordml" xmlns:w16du="http://schemas.microsoft.com/office/word/2023/wordml/word16du" xmlns:w16sdtdh="http://schemas.microsoft.com/office/word/2020/wordml/sdtdatahash" xmlns:w16sdtfl="http://schemas.microsoft.com/office/word/2024/wordml/sdtformatlock" xmlns:w16se="http://schemas.microsoft.com/office/word/2015/wordml/symex" xmlns:wpg="http://schemas.microsoft.com/office/word/2010/wordprocessingGroup" xmlns:wpi="http://schemas.microsoft.com/office/word/2010/wordprocessingInk" xmlns:wne="http://schemas.microsoft.com/office/word/2006/wordml" xmlns:wps="http://schemas.microsoft.com/office/word/2010/wordprocessingShape" mc:Ignorable="w14 w15 w16se w16cid w16 w16cex w16sdtdh w16sdtfl w16du wp14">
+<w:footnotes xmlns:wpc="http://schemas.microsoft.com/office/word/2010/wordprocessingCanvas" xmlns:cx="http://schemas.microsoft.com/office/drawing/2014/chartex" xmlns:cx1="http://schemas.microsoft.com/office/drawing/2015/9/8/chartex" xmlns:cx2="http://schemas.microsoft.com/office/drawing/2015/10/21/chartex" xmlns:cx3="http://schemas.microsoft.com/office/drawing/2016/5/9/chartex" xmlns:cx4="http://schemas.microsoft.com/office/drawing/2016/5/10/chartex" xmlns:cx5="http://schemas.microsoft.com/office/drawing/2016/5/11/chartex" xmlns:cx6="http://schemas.microsoft.com/office/drawing/2016/5/12/chartex" xmlns:cx7="http://schemas.microsoft.com/office/drawing/2016/5/13/chartex" xmlns:cx8="http://schemas.microsoft.com/office/drawing/2016/5/14/chartex" xmlns:mc="http://schemas.openxmlformats.org/markup-compatibility/2006" xmlns:aink="http://schemas.microsoft.com/office/drawing/2016/ink" xmlns:am3d="http://schemas.microsoft.com/office/drawing/2017/model3d" xmlns:o="urn:schemas-microsoft-com:office:office" xmlns:oel="http://schemas.microsoft.com/office/2019/extlst" xmlns:r="http://schemas.openxmlformats.org/officeDocument/2006/relationships" xmlns:m="http://schemas.openxmlformats.org/officeDocument/2006/math" xmlns:v="urn:schemas-microsoft-com:vml" xmlns:wp14="http://schemas.microsoft.com/office/word/2010/wordprocessingDrawing" xmlns:wp="http://schemas.openxmlformats.org/drawingml/2006/wordprocessingDrawing" xmlns:w10="urn:schemas-microsoft-com:office:word" xmlns:w="http://schemas.openxmlformats.org/wordprocessingml/2006/main" xmlns:w14="http://schemas.microsoft.com/office/word/2010/wordml" xmlns:w15="http://schemas.microsoft.com/office/word/2012/wordml" xmlns:w16cex="http://schemas.microsoft.com/office/word/2018/wordml/cex" xmlns:w16cid="http://schemas.microsoft.com/office/word/2016/wordml/cid" xmlns:w16="http://schemas.microsoft.com/office/word/2018/wordml" xmlns:w16du="http://schemas.microsoft.com/office/word/2023/wordml/word16du" xmlns:w16sdtdh="http://schemas.microsoft.com/office/word/2020/wordml/sdtdatahash" xmlns:w16sdtfl="http://schemas.microsoft.com/office/word/2024/wordml/sdtformatlock" xmlns:w16se="http://schemas.microsoft.com/office/word/2015/wordml/symex" xmlns:wpg="http://schemas.microsoft.com/office/word/2010/wordprocessingGroup" xmlns:wpi="http://schemas.microsoft.com/office/word/2010/wordprocessingInk" xmlns:wne="http://schemas.microsoft.com/office/word/2006/wordml" xmlns:wps="http://schemas.microsoft.com/office/word/2010/wordprocessingShape" mc:Ignorable="w14 w15 w16se w16cid w16 w16cex w16sdtdh w16sdtfl w16du wp14">
   <w:footnote w:type="separator" w:id="-1">
     <w:p>
       <w:pPr>
@@ -1819,7 +2114,7 @@
 </file>
 
 <file path=word/numbering.xml><?xml version="1.0" encoding="utf-8"?>
-<w:numbering xmlns:wpc="http://schemas.microsoft.com/office/word/2010/wordprocessingCanvas" xmlns:cx="http://schemas.microsoft.com/office/drawing/2014/chartex" xmlns:cx1="http://schemas.microsoft.com/office/drawing/2015/9/8/chartex" xmlns:cx2="http://schemas.microsoft.com/office/drawing/2015/10/21/chartex" xmlns:cx3="http://schemas.microsoft.com/office/drawing/2016/5/9/chartex" xmlns:cx4="http://schemas.microsoft.com/office/drawing/2016/5/10/chartex" xmlns:cx5="http://schemas.microsoft.com/office/drawing/2016/5/11/chartex" xmlns:cx6="http://schemas.microsoft.com/office/drawing/2016/5/12/chartex" xmlns:cx7="http://schemas.microsoft.com/office/drawing/2016/5/13/chartex" xmlns:cx8="http://schemas.microsoft.com/office/drawing/2016/5/14/chartex" xmlns:mc="http://schemas.openxmlformats.org/markup-compatibility/2006" xmlns:aink="http://schemas.microsoft.com/office/drawing/2016/ink" xmlns:am3d="http://schemas.microsoft.com/office/drawing/2017/model3d" xmlns:o="urn:schemas-microsoft-com:office:office" xmlns:oel="http://schemas.microsoft.com/office/2019/extlst" xmlns:r="http://schemas.openxmlformats.org/officeDocument/2006/relationships" xmlns:m="http://schemas.openxmlformats.org/officeDocument/2006/math" xmlns:v="urn:schemas-microsoft-com:vml" xmlns:wp14="http://schemas.microsoft.com/office/word/2010/wordprocessingDrawing" xmlns:wp="http://schemas.openxmlformats.org/drawingml/2006/wordprocessingDrawing" xmlns:w10="urn:schemas-microsoft-com:office:word" xmlns:w="http://schemas.openxmlformats.org/wordprocessingml/2006/main" xmlns:w14="http://schemas.microsoft.com/office/word/2010/wordml" xmlns:w15="http://schemas.microsoft.com/office/word/2012/wordml" xmlns:w16cei="http://schemas.microsoft.com/office/word/2026/wordml/cei" xmlns:w16cex="http://schemas.microsoft.com/office/word/2018/wordml/cex" xmlns:w16cid="http://schemas.microsoft.com/office/word/2016/wordml/cid" xmlns:w16="http://schemas.microsoft.com/office/word/2018/wordml" xmlns:w16du="http://schemas.microsoft.com/office/word/2023/wordml/word16du" xmlns:w16sdtdh="http://schemas.microsoft.com/office/word/2020/wordml/sdtdatahash" xmlns:w16sdtfl="http://schemas.microsoft.com/office/word/2024/wordml/sdtformatlock" xmlns:w16se="http://schemas.microsoft.com/office/word/2015/wordml/symex" xmlns:wpg="http://schemas.microsoft.com/office/word/2010/wordprocessingGroup" xmlns:wpi="http://schemas.microsoft.com/office/word/2010/wordprocessingInk" xmlns:wne="http://schemas.microsoft.com/office/word/2006/wordml" xmlns:wps="http://schemas.microsoft.com/office/word/2010/wordprocessingShape" mc:Ignorable="w14 w15 w16se w16cid w16 w16cex w16sdtdh w16sdtfl w16du wp14">
+<w:numbering xmlns:wpc="http://schemas.microsoft.com/office/word/2010/wordprocessingCanvas" xmlns:cx="http://schemas.microsoft.com/office/drawing/2014/chartex" xmlns:cx1="http://schemas.microsoft.com/office/drawing/2015/9/8/chartex" xmlns:cx2="http://schemas.microsoft.com/office/drawing/2015/10/21/chartex" xmlns:cx3="http://schemas.microsoft.com/office/drawing/2016/5/9/chartex" xmlns:cx4="http://schemas.microsoft.com/office/drawing/2016/5/10/chartex" xmlns:cx5="http://schemas.microsoft.com/office/drawing/2016/5/11/chartex" xmlns:cx6="http://schemas.microsoft.com/office/drawing/2016/5/12/chartex" xmlns:cx7="http://schemas.microsoft.com/office/drawing/2016/5/13/chartex" xmlns:cx8="http://schemas.microsoft.com/office/drawing/2016/5/14/chartex" xmlns:mc="http://schemas.openxmlformats.org/markup-compatibility/2006" xmlns:aink="http://schemas.microsoft.com/office/drawing/2016/ink" xmlns:am3d="http://schemas.microsoft.com/office/drawing/2017/model3d" xmlns:o="urn:schemas-microsoft-com:office:office" xmlns:oel="http://schemas.microsoft.com/office/2019/extlst" xmlns:r="http://schemas.openxmlformats.org/officeDocument/2006/relationships" xmlns:m="http://schemas.openxmlformats.org/officeDocument/2006/math" xmlns:v="urn:schemas-microsoft-com:vml" xmlns:wp14="http://schemas.microsoft.com/office/word/2010/wordprocessingDrawing" xmlns:wp="http://schemas.openxmlformats.org/drawingml/2006/wordprocessingDrawing" xmlns:w10="urn:schemas-microsoft-com:office:word" xmlns:w="http://schemas.openxmlformats.org/wordprocessingml/2006/main" xmlns:w14="http://schemas.microsoft.com/office/word/2010/wordml" xmlns:w15="http://schemas.microsoft.com/office/word/2012/wordml" xmlns:w16cex="http://schemas.microsoft.com/office/word/2018/wordml/cex" xmlns:w16cid="http://schemas.microsoft.com/office/word/2016/wordml/cid" xmlns:w16="http://schemas.microsoft.com/office/word/2018/wordml" xmlns:w16du="http://schemas.microsoft.com/office/word/2023/wordml/word16du" xmlns:w16sdtdh="http://schemas.microsoft.com/office/word/2020/wordml/sdtdatahash" xmlns:w16sdtfl="http://schemas.microsoft.com/office/word/2024/wordml/sdtformatlock" xmlns:w16se="http://schemas.microsoft.com/office/word/2015/wordml/symex" xmlns:wpg="http://schemas.microsoft.com/office/word/2010/wordprocessingGroup" xmlns:wpi="http://schemas.microsoft.com/office/word/2010/wordprocessingInk" xmlns:wne="http://schemas.microsoft.com/office/word/2006/wordml" xmlns:wps="http://schemas.microsoft.com/office/word/2010/wordprocessingShape" mc:Ignorable="w14 w15 w16se w16cid w16 w16cex w16sdtdh w16sdtfl w16du wp14">
   <w:abstractNum w:abstractNumId="0" w15:restartNumberingAfterBreak="0">
     <w:nsid w:val="061A4BCF"/>
     <w:multiLevelType w:val="hybridMultilevel"/>
